--- a/docs/requirements.docx
+++ b/docs/requirements.docx
@@ -81,7 +81,7 @@
                 <w:i w:val="false"/>
                 <w:iCs w:val="false"/>
               </w:rPr>
-              <w:t xml:space="preserve">Requirements Register — generated, do not edit</w:t>
+              <w:t xml:space="preserve">Requirements Register (generated, do not edit)</w:t>
             </w:r>
           </w:p>
         </w:tc>
@@ -358,7 +358,7 @@
           <w:i w:val="false"/>
           <w:iCs w:val="false"/>
         </w:rPr>
-        <w:t xml:space="preserve">, of which 83 are threshold — the project fails acceptance without them.</w:t>
+        <w:t xml:space="preserve">, of which 83 are threshold: the project fails acceptance without them.</w:t>
       </w:r>
     </w:p>
     <w:p>
@@ -1643,7 +1643,7 @@
                 <w:i w:val="false"/>
                 <w:iCs w:val="false"/>
               </w:rPr>
-              <w:t xml:space="preserve">—</w:t>
+              <w:t xml:space="preserve">-</w:t>
             </w:r>
           </w:p>
         </w:tc>
@@ -1770,7 +1770,7 @@
                 <w:i w:val="false"/>
                 <w:iCs w:val="false"/>
               </w:rPr>
-              <w:t xml:space="preserve">—</w:t>
+              <w:t xml:space="preserve">-</w:t>
             </w:r>
           </w:p>
         </w:tc>
@@ -1897,7 +1897,7 @@
                 <w:i w:val="false"/>
                 <w:iCs w:val="false"/>
               </w:rPr>
-              <w:t xml:space="preserve">—</w:t>
+              <w:t xml:space="preserve">-</w:t>
             </w:r>
           </w:p>
         </w:tc>
@@ -2024,7 +2024,7 @@
                 <w:i w:val="false"/>
                 <w:iCs w:val="false"/>
               </w:rPr>
-              <w:t xml:space="preserve">—</w:t>
+              <w:t xml:space="preserve">-</w:t>
             </w:r>
           </w:p>
         </w:tc>
@@ -2261,7 +2261,7 @@
                 <w:i w:val="false"/>
                 <w:iCs w:val="false"/>
               </w:rPr>
-              <w:t xml:space="preserve">—</w:t>
+              <w:t xml:space="preserve">-</w:t>
             </w:r>
           </w:p>
         </w:tc>
@@ -2410,7 +2410,7 @@
                 <w:i w:val="false"/>
                 <w:iCs w:val="false"/>
               </w:rPr>
-              <w:t xml:space="preserve">—</w:t>
+              <w:t xml:space="preserve">-</w:t>
             </w:r>
           </w:p>
         </w:tc>
@@ -2537,7 +2537,7 @@
                 <w:i w:val="false"/>
                 <w:iCs w:val="false"/>
               </w:rPr>
-              <w:t xml:space="preserve">—</w:t>
+              <w:t xml:space="preserve">-</w:t>
             </w:r>
           </w:p>
         </w:tc>
@@ -2708,7 +2708,7 @@
                 <w:i w:val="false"/>
                 <w:iCs w:val="false"/>
               </w:rPr>
-              <w:t xml:space="preserve">—</w:t>
+              <w:t xml:space="preserve">-</w:t>
             </w:r>
           </w:p>
         </w:tc>
@@ -2835,7 +2835,7 @@
                 <w:i w:val="false"/>
                 <w:iCs w:val="false"/>
               </w:rPr>
-              <w:t xml:space="preserve">—</w:t>
+              <w:t xml:space="preserve">-</w:t>
             </w:r>
           </w:p>
         </w:tc>
@@ -3432,7 +3432,7 @@
                 <w:i w:val="false"/>
                 <w:iCs w:val="false"/>
               </w:rPr>
-              <w:t xml:space="preserve">—</w:t>
+              <w:t xml:space="preserve">-</w:t>
             </w:r>
           </w:p>
         </w:tc>
@@ -3559,7 +3559,7 @@
                 <w:i w:val="false"/>
                 <w:iCs w:val="false"/>
               </w:rPr>
-              <w:t xml:space="preserve">—</w:t>
+              <w:t xml:space="preserve">-</w:t>
             </w:r>
           </w:p>
         </w:tc>
@@ -3708,7 +3708,7 @@
                 <w:i w:val="false"/>
                 <w:iCs w:val="false"/>
               </w:rPr>
-              <w:t xml:space="preserve">—</w:t>
+              <w:t xml:space="preserve">-</w:t>
             </w:r>
           </w:p>
         </w:tc>
@@ -3835,7 +3835,7 @@
                 <w:i w:val="false"/>
                 <w:iCs w:val="false"/>
               </w:rPr>
-              <w:t xml:space="preserve">—</w:t>
+              <w:t xml:space="preserve">-</w:t>
             </w:r>
           </w:p>
         </w:tc>
@@ -3962,7 +3962,7 @@
                 <w:i w:val="false"/>
                 <w:iCs w:val="false"/>
               </w:rPr>
-              <w:t xml:space="preserve">—</w:t>
+              <w:t xml:space="preserve">-</w:t>
             </w:r>
           </w:p>
         </w:tc>
@@ -4089,7 +4089,7 @@
                 <w:i w:val="false"/>
                 <w:iCs w:val="false"/>
               </w:rPr>
-              <w:t xml:space="preserve">—</w:t>
+              <w:t xml:space="preserve">-</w:t>
             </w:r>
           </w:p>
         </w:tc>
@@ -4391,7 +4391,7 @@
                 <w:i w:val="false"/>
                 <w:iCs w:val="false"/>
               </w:rPr>
-              <w:t xml:space="preserve">—</w:t>
+              <w:t xml:space="preserve">-</w:t>
             </w:r>
           </w:p>
         </w:tc>
@@ -4531,7 +4531,7 @@
                 <w:i w:val="false"/>
                 <w:iCs w:val="false"/>
               </w:rPr>
-              <w:t xml:space="preserve">—</w:t>
+              <w:t xml:space="preserve">-</w:t>
             </w:r>
           </w:p>
         </w:tc>
@@ -5341,7 +5341,7 @@
                 <w:i w:val="false"/>
                 <w:iCs w:val="false"/>
               </w:rPr>
-              <w:t xml:space="preserve">—</w:t>
+              <w:t xml:space="preserve">-</w:t>
             </w:r>
           </w:p>
         </w:tc>
@@ -7088,7 +7088,7 @@
                 <w:i w:val="false"/>
                 <w:iCs w:val="false"/>
               </w:rPr>
-              <w:t xml:space="preserve">—</w:t>
+              <w:t xml:space="preserve">-</w:t>
             </w:r>
           </w:p>
         </w:tc>
@@ -7215,7 +7215,7 @@
                 <w:i w:val="false"/>
                 <w:iCs w:val="false"/>
               </w:rPr>
-              <w:t xml:space="preserve">—</w:t>
+              <w:t xml:space="preserve">-</w:t>
             </w:r>
           </w:p>
         </w:tc>
@@ -7898,7 +7898,7 @@
                 <w:i w:val="false"/>
                 <w:iCs w:val="false"/>
               </w:rPr>
-              <w:t xml:space="preserve">—</w:t>
+              <w:t xml:space="preserve">-</w:t>
             </w:r>
           </w:p>
         </w:tc>
@@ -7975,7 +7975,7 @@
                 <w:i w:val="false"/>
                 <w:iCs w:val="false"/>
               </w:rPr>
-              <w:t xml:space="preserve">Delivery SHALL include exactly these documents: (a) the player quickstart; (b) the reference scenario's recovered manual; (c) the platform architecture &amp; maintenance guide, produced by the team; and (d) the four sponsor-furnished specifications — Firmware Design, Scenario Package Format, Introspection API, and Scenario Author's Guide — carried forward at the revision delivered.</w:t>
+              <w:t xml:space="preserve">Delivery SHALL include exactly these documents: (a) the player quickstart; (b) the reference scenario's recovered manual; (c) the platform architecture &amp; maintenance guide, produced by the team; and (d) the four sponsor-furnished specifications (Firmware Design, Scenario Package Format, Introspection API, and Scenario Author's Guide), carried forward at the revision delivered.</w:t>
             </w:r>
           </w:p>
         </w:tc>
@@ -8025,7 +8025,7 @@
                 <w:i w:val="false"/>
                 <w:iCs w:val="false"/>
               </w:rPr>
-              <w:t xml:space="preserve">—</w:t>
+              <w:t xml:space="preserve">-</w:t>
             </w:r>
           </w:p>
         </w:tc>
@@ -8345,7 +8345,7 @@
                 <w:i w:val="false"/>
                 <w:iCs w:val="false"/>
               </w:rPr>
-              <w:t xml:space="preserve">—</w:t>
+              <w:t xml:space="preserve">-</w:t>
             </w:r>
           </w:p>
         </w:tc>
@@ -8472,7 +8472,7 @@
                 <w:i w:val="false"/>
                 <w:iCs w:val="false"/>
               </w:rPr>
-              <w:t xml:space="preserve">—</w:t>
+              <w:t xml:space="preserve">-</w:t>
             </w:r>
           </w:p>
         </w:tc>
@@ -8796,7 +8796,7 @@
                 <w:i w:val="false"/>
                 <w:iCs w:val="false"/>
               </w:rPr>
-              <w:t xml:space="preserve">—</w:t>
+              <w:t xml:space="preserve">-</w:t>
             </w:r>
           </w:p>
         </w:tc>
@@ -8923,7 +8923,7 @@
                 <w:i w:val="false"/>
                 <w:iCs w:val="false"/>
               </w:rPr>
-              <w:t xml:space="preserve">—</w:t>
+              <w:t xml:space="preserve">-</w:t>
             </w:r>
           </w:p>
         </w:tc>
@@ -9072,7 +9072,7 @@
                 <w:i w:val="false"/>
                 <w:iCs w:val="false"/>
               </w:rPr>
-              <w:t xml:space="preserve">—</w:t>
+              <w:t xml:space="preserve">-</w:t>
             </w:r>
           </w:p>
         </w:tc>
@@ -9199,7 +9199,7 @@
                 <w:i w:val="false"/>
                 <w:iCs w:val="false"/>
               </w:rPr>
-              <w:t xml:space="preserve">—</w:t>
+              <w:t xml:space="preserve">-</w:t>
             </w:r>
           </w:p>
         </w:tc>
@@ -9326,7 +9326,7 @@
                 <w:i w:val="false"/>
                 <w:iCs w:val="false"/>
               </w:rPr>
-              <w:t xml:space="preserve">—</w:t>
+              <w:t xml:space="preserve">-</w:t>
             </w:r>
           </w:p>
         </w:tc>
@@ -9453,7 +9453,7 @@
                 <w:i w:val="false"/>
                 <w:iCs w:val="false"/>
               </w:rPr>
-              <w:t xml:space="preserve">—</w:t>
+              <w:t xml:space="preserve">-</w:t>
             </w:r>
           </w:p>
         </w:tc>
@@ -9580,7 +9580,7 @@
                 <w:i w:val="false"/>
                 <w:iCs w:val="false"/>
               </w:rPr>
-              <w:t xml:space="preserve">—</w:t>
+              <w:t xml:space="preserve">-</w:t>
             </w:r>
           </w:p>
         </w:tc>
@@ -9707,7 +9707,7 @@
                 <w:i w:val="false"/>
                 <w:iCs w:val="false"/>
               </w:rPr>
-              <w:t xml:space="preserve">—</w:t>
+              <w:t xml:space="preserve">-</w:t>
             </w:r>
           </w:p>
         </w:tc>
@@ -9834,7 +9834,7 @@
                 <w:i w:val="false"/>
                 <w:iCs w:val="false"/>
               </w:rPr>
-              <w:t xml:space="preserve">—</w:t>
+              <w:t xml:space="preserve">-</w:t>
             </w:r>
           </w:p>
         </w:tc>
@@ -9911,7 +9911,7 @@
                 <w:i w:val="false"/>
                 <w:iCs w:val="false"/>
               </w:rPr>
-              <w:t xml:space="preserve">A predicate over absent telemetry — an absent channel, an undefined field path, or a frame failing CRC — SHALL evaluate false and SHALL NOT abort the evaluation pass.</w:t>
+              <w:t xml:space="preserve">A predicate over absent telemetry (an absent channel, an undefined field path, or a frame failing CRC) SHALL evaluate false and SHALL NOT abort the evaluation pass.</w:t>
             </w:r>
           </w:p>
         </w:tc>
@@ -9961,7 +9961,7 @@
                 <w:i w:val="false"/>
                 <w:iCs w:val="false"/>
               </w:rPr>
-              <w:t xml:space="preserve">—</w:t>
+              <w:t xml:space="preserve">-</w:t>
             </w:r>
           </w:p>
         </w:tc>
@@ -11533,7 +11533,7 @@
                 <w:i w:val="false"/>
                 <w:iCs w:val="false"/>
               </w:rPr>
-              <w:t xml:space="preserve">—</w:t>
+              <w:t xml:space="preserve">-</w:t>
             </w:r>
           </w:p>
         </w:tc>
@@ -11864,7 +11864,7 @@
                 <w:i w:val="false"/>
                 <w:iCs w:val="false"/>
               </w:rPr>
-              <w:t xml:space="preserve">A predicate over absent telemetry — an absent channel, an undefined field path, or a frame failing CRC — SHALL evaluate false and SHALL NOT abort the evaluation pass.</w:t>
+              <w:t xml:space="preserve">A predicate over absent telemetry (an absent channel, an undefined field path, or a frame failing CRC) SHALL evaluate false and SHALL NOT abort the evaluation pass.</w:t>
             </w:r>
           </w:p>
         </w:tc>
@@ -11991,7 +11991,7 @@
                 <w:i w:val="false"/>
                 <w:iCs w:val="false"/>
               </w:rPr>
-              <w:t xml:space="preserve">A failed introspection read — connection refused, timeout, error reply, or short read — SHALL abort the evaluation pass and leave every objective state unchanged; it SHALL NOT be evaluated as a false predicate.</w:t>
+              <w:t xml:space="preserve">A failed introspection read (connection refused, timeout, error reply, or short read) SHALL abort the evaluation pass and leave every objective state unchanged; it SHALL NOT be evaluated as a false predicate.</w:t>
             </w:r>
           </w:p>
         </w:tc>
@@ -13105,7 +13105,7 @@
                 <w:i w:val="false"/>
                 <w:iCs w:val="false"/>
               </w:rPr>
-              <w:t xml:space="preserve">—</w:t>
+              <w:t xml:space="preserve">-</w:t>
             </w:r>
           </w:p>
         </w:tc>
@@ -13232,7 +13232,7 @@
                 <w:i w:val="false"/>
                 <w:iCs w:val="false"/>
               </w:rPr>
-              <w:t xml:space="preserve">—</w:t>
+              <w:t xml:space="preserve">-</w:t>
             </w:r>
           </w:p>
         </w:tc>
@@ -13399,7 +13399,7 @@
                 <w:i w:val="false"/>
                 <w:iCs w:val="false"/>
               </w:rPr>
-              <w:t xml:space="preserve">—</w:t>
+              <w:t xml:space="preserve">-</w:t>
             </w:r>
           </w:p>
         </w:tc>
@@ -13526,7 +13526,7 @@
                 <w:i w:val="false"/>
                 <w:iCs w:val="false"/>
               </w:rPr>
-              <w:t xml:space="preserve">—</w:t>
+              <w:t xml:space="preserve">-</w:t>
             </w:r>
           </w:p>
         </w:tc>
@@ -13653,7 +13653,7 @@
                 <w:i w:val="false"/>
                 <w:iCs w:val="false"/>
               </w:rPr>
-              <w:t xml:space="preserve">—</w:t>
+              <w:t xml:space="preserve">-</w:t>
             </w:r>
           </w:p>
         </w:tc>
@@ -13780,7 +13780,7 @@
                 <w:i w:val="false"/>
                 <w:iCs w:val="false"/>
               </w:rPr>
-              <w:t xml:space="preserve">—</w:t>
+              <w:t xml:space="preserve">-</w:t>
             </w:r>
           </w:p>
         </w:tc>
@@ -13901,7 +13901,7 @@
                 <w:i w:val="false"/>
                 <w:iCs w:val="false"/>
               </w:rPr>
-              <w:t xml:space="preserve"> objectives, current partial diagnostic text, and revealed hints — and SHALL reveal neither brief nor hints for a </w:t>
+              <w:t xml:space="preserve"> objectives, current partial diagnostic text, and revealed hints, and SHALL reveal neither brief nor hints for a </w:t>
             </w:r>
             <w:r>
               <w:rPr>
@@ -13973,7 +13973,7 @@
                 <w:i w:val="false"/>
                 <w:iCs w:val="false"/>
               </w:rPr>
-              <w:t xml:space="preserve">—</w:t>
+              <w:t xml:space="preserve">-</w:t>
             </w:r>
           </w:p>
         </w:tc>
@@ -14100,7 +14100,7 @@
                 <w:i w:val="false"/>
                 <w:iCs w:val="false"/>
               </w:rPr>
-              <w:t xml:space="preserve">—</w:t>
+              <w:t xml:space="preserve">-</w:t>
             </w:r>
           </w:p>
         </w:tc>
@@ -14354,7 +14354,7 @@
                 <w:i w:val="false"/>
                 <w:iCs w:val="false"/>
               </w:rPr>
-              <w:t xml:space="preserve">—</w:t>
+              <w:t xml:space="preserve">-</w:t>
             </w:r>
           </w:p>
         </w:tc>
@@ -14481,7 +14481,7 @@
                 <w:i w:val="false"/>
                 <w:iCs w:val="false"/>
               </w:rPr>
-              <w:t xml:space="preserve">—</w:t>
+              <w:t xml:space="preserve">-</w:t>
             </w:r>
           </w:p>
         </w:tc>
@@ -14608,7 +14608,7 @@
                 <w:i w:val="false"/>
                 <w:iCs w:val="false"/>
               </w:rPr>
-              <w:t xml:space="preserve">—</w:t>
+              <w:t xml:space="preserve">-</w:t>
             </w:r>
           </w:p>
         </w:tc>
@@ -14862,7 +14862,7 @@
                 <w:i w:val="false"/>
                 <w:iCs w:val="false"/>
               </w:rPr>
-              <w:t xml:space="preserve">—</w:t>
+              <w:t xml:space="preserve">-</w:t>
             </w:r>
           </w:p>
         </w:tc>
@@ -14989,7 +14989,7 @@
                 <w:i w:val="false"/>
                 <w:iCs w:val="false"/>
               </w:rPr>
-              <w:t xml:space="preserve">—</w:t>
+              <w:t xml:space="preserve">-</w:t>
             </w:r>
           </w:p>
         </w:tc>
@@ -15116,7 +15116,7 @@
                 <w:i w:val="false"/>
                 <w:iCs w:val="false"/>
               </w:rPr>
-              <w:t xml:space="preserve">—</w:t>
+              <w:t xml:space="preserve">-</w:t>
             </w:r>
           </w:p>
         </w:tc>
@@ -15370,7 +15370,7 @@
                 <w:i w:val="false"/>
                 <w:iCs w:val="false"/>
               </w:rPr>
-              <w:t xml:space="preserve">—</w:t>
+              <w:t xml:space="preserve">-</w:t>
             </w:r>
           </w:p>
         </w:tc>

--- a/docs/requirements.docx
+++ b/docs/requirements.docx
@@ -1338,9 +1338,9 @@
       <w:tblGrid>
         <w:gridCol w:w="1050"/>
         <w:gridCol w:w="1050"/>
-        <w:gridCol w:w="4458"/>
+        <w:gridCol w:w="5115"/>
         <w:gridCol w:w="1050"/>
-        <w:gridCol w:w="1752"/>
+        <w:gridCol w:w="1095"/>
       </w:tblGrid>
       <w:tr>
         <w:trPr>
@@ -1400,7 +1400,7 @@
         </w:tc>
         <w:tc>
           <w:tcPr>
-            <w:tcW w:type="dxa" w:w="4458"/>
+            <w:tcW w:type="dxa" w:w="5115"/>
             <w:shd w:fill="D9E2F3" w:val="clear"/>
             <w:tcMar>
               <w:top w:type="dxa" w:w="55"/>
@@ -1452,7 +1452,7 @@
         </w:tc>
         <w:tc>
           <w:tcPr>
-            <w:tcW w:type="dxa" w:w="1752"/>
+            <w:tcW w:type="dxa" w:w="1095"/>
             <w:shd w:fill="D9E2F3" w:val="clear"/>
             <w:tcMar>
               <w:top w:type="dxa" w:w="55"/>
@@ -1530,7 +1530,7 @@
         </w:tc>
         <w:tc>
           <w:tcPr>
-            <w:tcW w:type="dxa" w:w="4458"/>
+            <w:tcW w:type="dxa" w:w="5115"/>
             <w:tcMar>
               <w:top w:type="dxa" w:w="55"/>
               <w:left w:type="dxa" w:w="90"/>
@@ -1624,7 +1624,7 @@
         </w:tc>
         <w:tc>
           <w:tcPr>
-            <w:tcW w:type="dxa" w:w="1752"/>
+            <w:tcW w:type="dxa" w:w="1095"/>
             <w:tcMar>
               <w:top w:type="dxa" w:w="55"/>
               <w:left w:type="dxa" w:w="90"/>
@@ -1701,7 +1701,7 @@
         </w:tc>
         <w:tc>
           <w:tcPr>
-            <w:tcW w:type="dxa" w:w="4458"/>
+            <w:tcW w:type="dxa" w:w="5115"/>
             <w:tcMar>
               <w:top w:type="dxa" w:w="55"/>
               <w:left w:type="dxa" w:w="90"/>
@@ -1751,7 +1751,7 @@
         </w:tc>
         <w:tc>
           <w:tcPr>
-            <w:tcW w:type="dxa" w:w="1752"/>
+            <w:tcW w:type="dxa" w:w="1095"/>
             <w:tcMar>
               <w:top w:type="dxa" w:w="55"/>
               <w:left w:type="dxa" w:w="90"/>
@@ -1828,7 +1828,7 @@
         </w:tc>
         <w:tc>
           <w:tcPr>
-            <w:tcW w:type="dxa" w:w="4458"/>
+            <w:tcW w:type="dxa" w:w="5115"/>
             <w:tcMar>
               <w:top w:type="dxa" w:w="55"/>
               <w:left w:type="dxa" w:w="90"/>
@@ -1878,7 +1878,7 @@
         </w:tc>
         <w:tc>
           <w:tcPr>
-            <w:tcW w:type="dxa" w:w="1752"/>
+            <w:tcW w:type="dxa" w:w="1095"/>
             <w:tcMar>
               <w:top w:type="dxa" w:w="55"/>
               <w:left w:type="dxa" w:w="90"/>
@@ -1955,7 +1955,7 @@
         </w:tc>
         <w:tc>
           <w:tcPr>
-            <w:tcW w:type="dxa" w:w="4458"/>
+            <w:tcW w:type="dxa" w:w="5115"/>
             <w:tcMar>
               <w:top w:type="dxa" w:w="55"/>
               <w:left w:type="dxa" w:w="90"/>
@@ -2005,7 +2005,7 @@
         </w:tc>
         <w:tc>
           <w:tcPr>
-            <w:tcW w:type="dxa" w:w="1752"/>
+            <w:tcW w:type="dxa" w:w="1095"/>
             <w:tcMar>
               <w:top w:type="dxa" w:w="55"/>
               <w:left w:type="dxa" w:w="90"/>
@@ -2082,7 +2082,7 @@
         </w:tc>
         <w:tc>
           <w:tcPr>
-            <w:tcW w:type="dxa" w:w="4458"/>
+            <w:tcW w:type="dxa" w:w="5115"/>
             <w:tcMar>
               <w:top w:type="dxa" w:w="55"/>
               <w:left w:type="dxa" w:w="90"/>
@@ -2242,7 +2242,7 @@
         </w:tc>
         <w:tc>
           <w:tcPr>
-            <w:tcW w:type="dxa" w:w="1752"/>
+            <w:tcW w:type="dxa" w:w="1095"/>
             <w:tcMar>
               <w:top w:type="dxa" w:w="55"/>
               <w:left w:type="dxa" w:w="90"/>
@@ -2319,7 +2319,7 @@
         </w:tc>
         <w:tc>
           <w:tcPr>
-            <w:tcW w:type="dxa" w:w="4458"/>
+            <w:tcW w:type="dxa" w:w="5115"/>
             <w:tcMar>
               <w:top w:type="dxa" w:w="55"/>
               <w:left w:type="dxa" w:w="90"/>
@@ -2391,7 +2391,7 @@
         </w:tc>
         <w:tc>
           <w:tcPr>
-            <w:tcW w:type="dxa" w:w="1752"/>
+            <w:tcW w:type="dxa" w:w="1095"/>
             <w:tcMar>
               <w:top w:type="dxa" w:w="55"/>
               <w:left w:type="dxa" w:w="90"/>
@@ -2468,7 +2468,7 @@
         </w:tc>
         <w:tc>
           <w:tcPr>
-            <w:tcW w:type="dxa" w:w="4458"/>
+            <w:tcW w:type="dxa" w:w="5115"/>
             <w:tcMar>
               <w:top w:type="dxa" w:w="55"/>
               <w:left w:type="dxa" w:w="90"/>
@@ -2518,7 +2518,7 @@
         </w:tc>
         <w:tc>
           <w:tcPr>
-            <w:tcW w:type="dxa" w:w="1752"/>
+            <w:tcW w:type="dxa" w:w="1095"/>
             <w:tcMar>
               <w:top w:type="dxa" w:w="55"/>
               <w:left w:type="dxa" w:w="90"/>
@@ -2595,7 +2595,7 @@
         </w:tc>
         <w:tc>
           <w:tcPr>
-            <w:tcW w:type="dxa" w:w="4458"/>
+            <w:tcW w:type="dxa" w:w="5115"/>
             <w:tcMar>
               <w:top w:type="dxa" w:w="55"/>
               <w:left w:type="dxa" w:w="90"/>
@@ -2689,7 +2689,7 @@
         </w:tc>
         <w:tc>
           <w:tcPr>
-            <w:tcW w:type="dxa" w:w="1752"/>
+            <w:tcW w:type="dxa" w:w="1095"/>
             <w:tcMar>
               <w:top w:type="dxa" w:w="55"/>
               <w:left w:type="dxa" w:w="90"/>
@@ -2766,7 +2766,7 @@
         </w:tc>
         <w:tc>
           <w:tcPr>
-            <w:tcW w:type="dxa" w:w="4458"/>
+            <w:tcW w:type="dxa" w:w="5115"/>
             <w:tcMar>
               <w:top w:type="dxa" w:w="55"/>
               <w:left w:type="dxa" w:w="90"/>
@@ -2816,7 +2816,7 @@
         </w:tc>
         <w:tc>
           <w:tcPr>
-            <w:tcW w:type="dxa" w:w="1752"/>
+            <w:tcW w:type="dxa" w:w="1095"/>
             <w:tcMar>
               <w:top w:type="dxa" w:w="55"/>
               <w:left w:type="dxa" w:w="90"/>
@@ -2893,7 +2893,7 @@
         </w:tc>
         <w:tc>
           <w:tcPr>
-            <w:tcW w:type="dxa" w:w="4458"/>
+            <w:tcW w:type="dxa" w:w="5115"/>
             <w:tcMar>
               <w:top w:type="dxa" w:w="55"/>
               <w:left w:type="dxa" w:w="90"/>
@@ -3049,26 +3049,26 @@
         </w:tc>
         <w:tc>
           <w:tcPr>
-            <w:tcW w:type="dxa" w:w="1752"/>
-            <w:tcMar>
-              <w:top w:type="dxa" w:w="55"/>
-              <w:left w:type="dxa" w:w="90"/>
-              <w:bottom w:type="dxa" w:w="55"/>
-              <w:right w:type="dxa" w:w="90"/>
-            </w:tcMar>
-          </w:tcPr>
-          <w:p>
-            <w:pPr>
-              <w:spacing w:after="0" w:line="240"/>
-            </w:pPr>
-            <w:r>
-              <w:rPr>
-                <w:b w:val="false"/>
-                <w:bCs w:val="false"/>
-                <w:i w:val="false"/>
-                <w:iCs w:val="false"/>
-              </w:rPr>
-              <w:t xml:space="preserve">Firmware Design Specification, Scenario Package Format, Introspection API</w:t>
+            <w:tcW w:type="dxa" w:w="1095"/>
+            <w:tcMar>
+              <w:top w:type="dxa" w:w="55"/>
+              <w:left w:type="dxa" w:w="90"/>
+              <w:bottom w:type="dxa" w:w="55"/>
+              <w:right w:type="dxa" w:w="90"/>
+            </w:tcMar>
+          </w:tcPr>
+          <w:p>
+            <w:pPr>
+              <w:spacing w:after="0" w:line="240"/>
+            </w:pPr>
+            <w:r>
+              <w:rPr>
+                <w:b w:val="false"/>
+                <w:bCs w:val="false"/>
+                <w:i w:val="false"/>
+                <w:iCs w:val="false"/>
+              </w:rPr>
+              <w:t xml:space="preserve">Scenario Package Format, Introspection API</w:t>
             </w:r>
           </w:p>
         </w:tc>
@@ -3126,7 +3126,7 @@
         </w:tc>
         <w:tc>
           <w:tcPr>
-            <w:tcW w:type="dxa" w:w="4458"/>
+            <w:tcW w:type="dxa" w:w="5115"/>
             <w:tcMar>
               <w:top w:type="dxa" w:w="55"/>
               <w:left w:type="dxa" w:w="90"/>
@@ -3286,26 +3286,26 @@
         </w:tc>
         <w:tc>
           <w:tcPr>
-            <w:tcW w:type="dxa" w:w="1752"/>
-            <w:tcMar>
-              <w:top w:type="dxa" w:w="55"/>
-              <w:left w:type="dxa" w:w="90"/>
-              <w:bottom w:type="dxa" w:w="55"/>
-              <w:right w:type="dxa" w:w="90"/>
-            </w:tcMar>
-          </w:tcPr>
-          <w:p>
-            <w:pPr>
-              <w:spacing w:after="0" w:line="240"/>
-            </w:pPr>
-            <w:r>
-              <w:rPr>
-                <w:b w:val="false"/>
-                <w:bCs w:val="false"/>
-                <w:i w:val="false"/>
-                <w:iCs w:val="false"/>
-              </w:rPr>
-              <w:t xml:space="preserve">Firmware Design Specification, Scenario Package Format, Introspection API</w:t>
+            <w:tcW w:type="dxa" w:w="1095"/>
+            <w:tcMar>
+              <w:top w:type="dxa" w:w="55"/>
+              <w:left w:type="dxa" w:w="90"/>
+              <w:bottom w:type="dxa" w:w="55"/>
+              <w:right w:type="dxa" w:w="90"/>
+            </w:tcMar>
+          </w:tcPr>
+          <w:p>
+            <w:pPr>
+              <w:spacing w:after="0" w:line="240"/>
+            </w:pPr>
+            <w:r>
+              <w:rPr>
+                <w:b w:val="false"/>
+                <w:bCs w:val="false"/>
+                <w:i w:val="false"/>
+                <w:iCs w:val="false"/>
+              </w:rPr>
+              <w:t xml:space="preserve">Scenario Package Format, Introspection API</w:t>
             </w:r>
           </w:p>
         </w:tc>
@@ -3363,7 +3363,7 @@
         </w:tc>
         <w:tc>
           <w:tcPr>
-            <w:tcW w:type="dxa" w:w="4458"/>
+            <w:tcW w:type="dxa" w:w="5115"/>
             <w:tcMar>
               <w:top w:type="dxa" w:w="55"/>
               <w:left w:type="dxa" w:w="90"/>
@@ -3413,7 +3413,7 @@
         </w:tc>
         <w:tc>
           <w:tcPr>
-            <w:tcW w:type="dxa" w:w="1752"/>
+            <w:tcW w:type="dxa" w:w="1095"/>
             <w:tcMar>
               <w:top w:type="dxa" w:w="55"/>
               <w:left w:type="dxa" w:w="90"/>
@@ -3490,7 +3490,7 @@
         </w:tc>
         <w:tc>
           <w:tcPr>
-            <w:tcW w:type="dxa" w:w="4458"/>
+            <w:tcW w:type="dxa" w:w="5115"/>
             <w:tcMar>
               <w:top w:type="dxa" w:w="55"/>
               <w:left w:type="dxa" w:w="90"/>
@@ -3540,7 +3540,7 @@
         </w:tc>
         <w:tc>
           <w:tcPr>
-            <w:tcW w:type="dxa" w:w="1752"/>
+            <w:tcW w:type="dxa" w:w="1095"/>
             <w:tcMar>
               <w:top w:type="dxa" w:w="55"/>
               <w:left w:type="dxa" w:w="90"/>
@@ -3617,7 +3617,7 @@
         </w:tc>
         <w:tc>
           <w:tcPr>
-            <w:tcW w:type="dxa" w:w="4458"/>
+            <w:tcW w:type="dxa" w:w="5115"/>
             <w:tcMar>
               <w:top w:type="dxa" w:w="55"/>
               <w:left w:type="dxa" w:w="90"/>
@@ -3689,7 +3689,7 @@
         </w:tc>
         <w:tc>
           <w:tcPr>
-            <w:tcW w:type="dxa" w:w="1752"/>
+            <w:tcW w:type="dxa" w:w="1095"/>
             <w:tcMar>
               <w:top w:type="dxa" w:w="55"/>
               <w:left w:type="dxa" w:w="90"/>
@@ -3766,7 +3766,7 @@
         </w:tc>
         <w:tc>
           <w:tcPr>
-            <w:tcW w:type="dxa" w:w="4458"/>
+            <w:tcW w:type="dxa" w:w="5115"/>
             <w:tcMar>
               <w:top w:type="dxa" w:w="55"/>
               <w:left w:type="dxa" w:w="90"/>
@@ -3816,7 +3816,7 @@
         </w:tc>
         <w:tc>
           <w:tcPr>
-            <w:tcW w:type="dxa" w:w="1752"/>
+            <w:tcW w:type="dxa" w:w="1095"/>
             <w:tcMar>
               <w:top w:type="dxa" w:w="55"/>
               <w:left w:type="dxa" w:w="90"/>
@@ -3893,7 +3893,7 @@
         </w:tc>
         <w:tc>
           <w:tcPr>
-            <w:tcW w:type="dxa" w:w="4458"/>
+            <w:tcW w:type="dxa" w:w="5115"/>
             <w:tcMar>
               <w:top w:type="dxa" w:w="55"/>
               <w:left w:type="dxa" w:w="90"/>
@@ -3943,7 +3943,7 @@
         </w:tc>
         <w:tc>
           <w:tcPr>
-            <w:tcW w:type="dxa" w:w="1752"/>
+            <w:tcW w:type="dxa" w:w="1095"/>
             <w:tcMar>
               <w:top w:type="dxa" w:w="55"/>
               <w:left w:type="dxa" w:w="90"/>
@@ -4020,7 +4020,7 @@
         </w:tc>
         <w:tc>
           <w:tcPr>
-            <w:tcW w:type="dxa" w:w="4458"/>
+            <w:tcW w:type="dxa" w:w="5115"/>
             <w:tcMar>
               <w:top w:type="dxa" w:w="55"/>
               <w:left w:type="dxa" w:w="90"/>
@@ -4070,7 +4070,7 @@
         </w:tc>
         <w:tc>
           <w:tcPr>
-            <w:tcW w:type="dxa" w:w="1752"/>
+            <w:tcW w:type="dxa" w:w="1095"/>
             <w:tcMar>
               <w:top w:type="dxa" w:w="55"/>
               <w:left w:type="dxa" w:w="90"/>
@@ -4130,9 +4130,9 @@
       <w:tblGrid>
         <w:gridCol w:w="1050"/>
         <w:gridCol w:w="1050"/>
-        <w:gridCol w:w="4678"/>
+        <w:gridCol w:w="5160"/>
         <w:gridCol w:w="1050"/>
-        <w:gridCol w:w="1532"/>
+        <w:gridCol w:w="1050"/>
       </w:tblGrid>
       <w:tr>
         <w:trPr>
@@ -4192,7 +4192,7 @@
         </w:tc>
         <w:tc>
           <w:tcPr>
-            <w:tcW w:type="dxa" w:w="4678"/>
+            <w:tcW w:type="dxa" w:w="5160"/>
             <w:shd w:fill="D9E2F3" w:val="clear"/>
             <w:tcMar>
               <w:top w:type="dxa" w:w="55"/>
@@ -4244,7 +4244,7 @@
         </w:tc>
         <w:tc>
           <w:tcPr>
-            <w:tcW w:type="dxa" w:w="1532"/>
+            <w:tcW w:type="dxa" w:w="1050"/>
             <w:shd w:fill="D9E2F3" w:val="clear"/>
             <w:tcMar>
               <w:top w:type="dxa" w:w="55"/>
@@ -4322,7 +4322,7 @@
         </w:tc>
         <w:tc>
           <w:tcPr>
-            <w:tcW w:type="dxa" w:w="4678"/>
+            <w:tcW w:type="dxa" w:w="5160"/>
             <w:tcMar>
               <w:top w:type="dxa" w:w="55"/>
               <w:left w:type="dxa" w:w="90"/>
@@ -4372,7 +4372,7 @@
         </w:tc>
         <w:tc>
           <w:tcPr>
-            <w:tcW w:type="dxa" w:w="1532"/>
+            <w:tcW w:type="dxa" w:w="1050"/>
             <w:tcMar>
               <w:top w:type="dxa" w:w="55"/>
               <w:left w:type="dxa" w:w="90"/>
@@ -4449,7 +4449,7 @@
         </w:tc>
         <w:tc>
           <w:tcPr>
-            <w:tcW w:type="dxa" w:w="4678"/>
+            <w:tcW w:type="dxa" w:w="5160"/>
             <w:tcMar>
               <w:top w:type="dxa" w:w="55"/>
               <w:left w:type="dxa" w:w="90"/>
@@ -4512,7 +4512,7 @@
         </w:tc>
         <w:tc>
           <w:tcPr>
-            <w:tcW w:type="dxa" w:w="1532"/>
+            <w:tcW w:type="dxa" w:w="1050"/>
             <w:tcMar>
               <w:top w:type="dxa" w:w="55"/>
               <w:left w:type="dxa" w:w="90"/>
@@ -4589,7 +4589,7 @@
         </w:tc>
         <w:tc>
           <w:tcPr>
-            <w:tcW w:type="dxa" w:w="4678"/>
+            <w:tcW w:type="dxa" w:w="5160"/>
             <w:tcMar>
               <w:top w:type="dxa" w:w="55"/>
               <w:left w:type="dxa" w:w="90"/>
@@ -4639,7 +4639,7 @@
         </w:tc>
         <w:tc>
           <w:tcPr>
-            <w:tcW w:type="dxa" w:w="1532"/>
+            <w:tcW w:type="dxa" w:w="1050"/>
             <w:tcMar>
               <w:top w:type="dxa" w:w="55"/>
               <w:left w:type="dxa" w:w="90"/>
@@ -4716,7 +4716,7 @@
         </w:tc>
         <w:tc>
           <w:tcPr>
-            <w:tcW w:type="dxa" w:w="4678"/>
+            <w:tcW w:type="dxa" w:w="5160"/>
             <w:tcMar>
               <w:top w:type="dxa" w:w="55"/>
               <w:left w:type="dxa" w:w="90"/>
@@ -4766,7 +4766,7 @@
         </w:tc>
         <w:tc>
           <w:tcPr>
-            <w:tcW w:type="dxa" w:w="1532"/>
+            <w:tcW w:type="dxa" w:w="1050"/>
             <w:tcMar>
               <w:top w:type="dxa" w:w="55"/>
               <w:left w:type="dxa" w:w="90"/>
@@ -4843,7 +4843,7 @@
         </w:tc>
         <w:tc>
           <w:tcPr>
-            <w:tcW w:type="dxa" w:w="4678"/>
+            <w:tcW w:type="dxa" w:w="5160"/>
             <w:tcMar>
               <w:top w:type="dxa" w:w="55"/>
               <w:left w:type="dxa" w:w="90"/>
@@ -4893,7 +4893,7 @@
         </w:tc>
         <w:tc>
           <w:tcPr>
-            <w:tcW w:type="dxa" w:w="1532"/>
+            <w:tcW w:type="dxa" w:w="1050"/>
             <w:tcMar>
               <w:top w:type="dxa" w:w="55"/>
               <w:left w:type="dxa" w:w="90"/>
@@ -4970,7 +4970,7 @@
         </w:tc>
         <w:tc>
           <w:tcPr>
-            <w:tcW w:type="dxa" w:w="4678"/>
+            <w:tcW w:type="dxa" w:w="5160"/>
             <w:tcMar>
               <w:top w:type="dxa" w:w="55"/>
               <w:left w:type="dxa" w:w="90"/>
@@ -5020,26 +5020,26 @@
         </w:tc>
         <w:tc>
           <w:tcPr>
-            <w:tcW w:type="dxa" w:w="1532"/>
-            <w:tcMar>
-              <w:top w:type="dxa" w:w="55"/>
-              <w:left w:type="dxa" w:w="90"/>
-              <w:bottom w:type="dxa" w:w="55"/>
-              <w:right w:type="dxa" w:w="90"/>
-            </w:tcMar>
-          </w:tcPr>
-          <w:p>
-            <w:pPr>
-              <w:spacing w:after="0" w:line="240"/>
-            </w:pPr>
-            <w:r>
-              <w:rPr>
-                <w:b w:val="false"/>
-                <w:bCs w:val="false"/>
-                <w:i w:val="false"/>
-                <w:iCs w:val="false"/>
-              </w:rPr>
-              <w:t xml:space="preserve">Firmware Design Specification, Scenario Package Format</w:t>
+            <w:tcW w:type="dxa" w:w="1050"/>
+            <w:tcMar>
+              <w:top w:type="dxa" w:w="55"/>
+              <w:left w:type="dxa" w:w="90"/>
+              <w:bottom w:type="dxa" w:w="55"/>
+              <w:right w:type="dxa" w:w="90"/>
+            </w:tcMar>
+          </w:tcPr>
+          <w:p>
+            <w:pPr>
+              <w:spacing w:after="0" w:line="240"/>
+            </w:pPr>
+            <w:r>
+              <w:rPr>
+                <w:b w:val="false"/>
+                <w:bCs w:val="false"/>
+                <w:i w:val="false"/>
+                <w:iCs w:val="false"/>
+              </w:rPr>
+              <w:t xml:space="preserve">Scenario Package Format</w:t>
             </w:r>
           </w:p>
         </w:tc>
